--- a/Tuan_09/math_data_lake/contributions.docx
+++ b/Tuan_09/math_data_lake/contributions.docx
@@ -40,7 +40,7 @@
         <w:tc>
           <w:tcPr>
             <w:tcW w:type="dxa" w:w="1624"/>
-            <w:shd w:val="clear" w:color="auto" w:fill="D9E2F3"/>
+            <w:shd w:val="clear" w:color="auto" w:fill="E7E6E6"/>
           </w:tcPr>
           <w:p>
             <w:r>
@@ -60,7 +60,7 @@
         <w:tc>
           <w:tcPr>
             <w:tcW w:type="dxa" w:w="1624"/>
-            <w:shd w:val="clear" w:color="auto" w:fill="D9E2F3"/>
+            <w:shd w:val="clear" w:color="auto" w:fill="E7E6E6"/>
           </w:tcPr>
           <w:p>
             <w:r>
@@ -80,7 +80,7 @@
         <w:tc>
           <w:tcPr>
             <w:tcW w:type="dxa" w:w="1624"/>
-            <w:shd w:val="clear" w:color="auto" w:fill="D9E2F3"/>
+            <w:shd w:val="clear" w:color="auto" w:fill="E7E6E6"/>
           </w:tcPr>
           <w:p>
             <w:r>
@@ -100,7 +100,7 @@
         <w:tc>
           <w:tcPr>
             <w:tcW w:type="dxa" w:w="1624"/>
-            <w:shd w:val="clear" w:color="auto" w:fill="D9E2F3"/>
+            <w:shd w:val="clear" w:color="auto" w:fill="E7E6E6"/>
           </w:tcPr>
           <w:p>
             <w:r>
@@ -120,7 +120,7 @@
         <w:tc>
           <w:tcPr>
             <w:tcW w:type="dxa" w:w="1624"/>
-            <w:shd w:val="clear" w:color="auto" w:fill="D9E2F3"/>
+            <w:shd w:val="clear" w:color="auto" w:fill="E7E6E6"/>
           </w:tcPr>
           <w:p>
             <w:r>
@@ -140,7 +140,7 @@
         <w:tc>
           <w:tcPr>
             <w:tcW w:type="dxa" w:w="1624"/>
-            <w:shd w:val="clear" w:color="auto" w:fill="D9E2F3"/>
+            <w:shd w:val="clear" w:color="auto" w:fill="E7E6E6"/>
           </w:tcPr>
           <w:p>
             <w:r>
@@ -210,7 +210,7 @@
             <w:r>
               <w:rPr>
                 <w:rFonts w:ascii="Consolas" w:hAnsi="Consolas"/>
-                <w:color w:val="8B1A1A"/>
+                <w:color w:val="000000"/>
                 <w:sz w:val="18"/>
               </w:rPr>
               <w:t>docs/data_contract*</w:t>
@@ -224,7 +224,7 @@
             <w:r>
               <w:rPr>
                 <w:rFonts w:ascii="Consolas" w:hAnsi="Consolas"/>
-                <w:color w:val="8B1A1A"/>
+                <w:color w:val="000000"/>
                 <w:sz w:val="18"/>
               </w:rPr>
               <w:t>schema.py</w:t>
@@ -238,7 +238,7 @@
             <w:r>
               <w:rPr>
                 <w:rFonts w:ascii="Consolas" w:hAnsi="Consolas"/>
-                <w:color w:val="8B1A1A"/>
+                <w:color w:val="000000"/>
                 <w:sz w:val="18"/>
               </w:rPr>
               <w:t>__main__.py</w:t>
@@ -280,7 +280,7 @@
             <w:r>
               <w:rPr>
                 <w:rFonts w:ascii="Consolas" w:hAnsi="Consolas"/>
-                <w:color w:val="8B1A1A"/>
+                <w:color w:val="000000"/>
                 <w:sz w:val="18"/>
               </w:rPr>
               <w:t>record_id</w:t>
@@ -346,7 +346,7 @@
             <w:r>
               <w:rPr>
                 <w:rFonts w:ascii="Consolas" w:hAnsi="Consolas"/>
-                <w:color w:val="8B1A1A"/>
+                <w:color w:val="000000"/>
                 <w:sz w:val="18"/>
               </w:rPr>
               <w:t>readers.read_numinamath</w:t>
@@ -360,7 +360,7 @@
             <w:r>
               <w:rPr>
                 <w:rFonts w:ascii="Consolas" w:hAnsi="Consolas"/>
-                <w:color w:val="8B1A1A"/>
+                <w:color w:val="000000"/>
                 <w:sz w:val="18"/>
               </w:rPr>
               <w:t>sample.py</w:t>
@@ -396,7 +396,7 @@
             <w:r>
               <w:rPr>
                 <w:rFonts w:ascii="Consolas" w:hAnsi="Consolas"/>
-                <w:color w:val="8B1A1A"/>
+                <w:color w:val="000000"/>
                 <w:sz w:val="18"/>
               </w:rPr>
               <w:t>shard:row</w:t>
@@ -462,7 +462,7 @@
             <w:r>
               <w:rPr>
                 <w:rFonts w:ascii="Consolas" w:hAnsi="Consolas"/>
-                <w:color w:val="8B1A1A"/>
+                <w:color w:val="000000"/>
                 <w:sz w:val="18"/>
               </w:rPr>
               <w:t>readers.read_proofnet</w:t>
@@ -476,7 +476,7 @@
             <w:r>
               <w:rPr>
                 <w:rFonts w:ascii="Consolas" w:hAnsi="Consolas"/>
-                <w:color w:val="8B1A1A"/>
+                <w:color w:val="000000"/>
                 <w:sz w:val="18"/>
               </w:rPr>
               <w:t>transform</w:t>
@@ -570,7 +570,7 @@
             <w:r>
               <w:rPr>
                 <w:rFonts w:ascii="Consolas" w:hAnsi="Consolas"/>
-                <w:color w:val="8B1A1A"/>
+                <w:color w:val="000000"/>
                 <w:sz w:val="18"/>
               </w:rPr>
               <w:t>readers.read_leandojo_*</w:t>
@@ -584,7 +584,7 @@
             <w:r>
               <w:rPr>
                 <w:rFonts w:ascii="Consolas" w:hAnsi="Consolas"/>
-                <w:color w:val="8B1A1A"/>
+                <w:color w:val="000000"/>
                 <w:sz w:val="18"/>
               </w:rPr>
               <w:t>provenance.iter_json_array</w:t>
@@ -598,7 +598,7 @@
             <w:r>
               <w:rPr>
                 <w:rFonts w:ascii="Consolas" w:hAnsi="Consolas"/>
-                <w:color w:val="8B1A1A"/>
+                <w:color w:val="000000"/>
                 <w:sz w:val="18"/>
               </w:rPr>
               <w:t>STMT_PATTERN</w:t>
@@ -686,7 +686,7 @@
             <w:r>
               <w:rPr>
                 <w:rFonts w:ascii="Consolas" w:hAnsi="Consolas"/>
-                <w:color w:val="8B1A1A"/>
+                <w:color w:val="000000"/>
                 <w:sz w:val="18"/>
               </w:rPr>
               <w:t>spark_etl.py</w:t>
@@ -700,7 +700,7 @@
             <w:r>
               <w:rPr>
                 <w:rFonts w:ascii="Consolas" w:hAnsi="Consolas"/>
-                <w:color w:val="8B1A1A"/>
+                <w:color w:val="000000"/>
                 <w:sz w:val="18"/>
               </w:rPr>
               <w:t>tests/test_spark_etl.py</w:t>
@@ -788,7 +788,7 @@
             <w:r>
               <w:rPr>
                 <w:rFonts w:ascii="Consolas" w:hAnsi="Consolas"/>
-                <w:color w:val="8B1A1A"/>
+                <w:color w:val="000000"/>
                 <w:sz w:val="18"/>
               </w:rPr>
               <w:t>storage.py</w:t>
@@ -802,7 +802,7 @@
             <w:r>
               <w:rPr>
                 <w:rFonts w:ascii="Consolas" w:hAnsi="Consolas"/>
-                <w:color w:val="8B1A1A"/>
+                <w:color w:val="000000"/>
                 <w:sz w:val="18"/>
               </w:rPr>
               <w:t>sql_queries.py</w:t>
@@ -816,7 +816,7 @@
             <w:r>
               <w:rPr>
                 <w:rFonts w:ascii="Consolas" w:hAnsi="Consolas"/>
-                <w:color w:val="8B1A1A"/>
+                <w:color w:val="000000"/>
                 <w:sz w:val="18"/>
               </w:rPr>
               <w:t>runlog.py</w:t>
@@ -830,7 +830,7 @@
             <w:r>
               <w:rPr>
                 <w:rFonts w:ascii="Consolas" w:hAnsi="Consolas"/>
-                <w:color w:val="8B1A1A"/>
+                <w:color w:val="000000"/>
                 <w:sz w:val="18"/>
               </w:rPr>
               <w:t>report.py</w:t>
@@ -918,7 +918,7 @@
             <w:r>
               <w:rPr>
                 <w:rFonts w:ascii="Consolas" w:hAnsi="Consolas"/>
-                <w:color w:val="8B1A1A"/>
+                <w:color w:val="000000"/>
                 <w:sz w:val="18"/>
               </w:rPr>
               <w:t>transform.validate</w:t>
@@ -932,7 +932,7 @@
             <w:r>
               <w:rPr>
                 <w:rFonts w:ascii="Consolas" w:hAnsi="Consolas"/>
-                <w:color w:val="8B1A1A"/>
+                <w:color w:val="000000"/>
                 <w:sz w:val="18"/>
               </w:rPr>
               <w:t>lake.py</w:t>
@@ -946,7 +946,7 @@
             <w:r>
               <w:rPr>
                 <w:rFonts w:ascii="Consolas" w:hAnsi="Consolas"/>
-                <w:color w:val="8B1A1A"/>
+                <w:color w:val="000000"/>
                 <w:sz w:val="18"/>
               </w:rPr>
               <w:t>catalog.py</w:t>
@@ -960,7 +960,7 @@
             <w:r>
               <w:rPr>
                 <w:rFonts w:ascii="Consolas" w:hAnsi="Consolas"/>
-                <w:color w:val="8B1A1A"/>
+                <w:color w:val="000000"/>
                 <w:sz w:val="18"/>
               </w:rPr>
               <w:t>tests/</w:t>
@@ -1014,7 +1014,7 @@
       <w:r>
         <w:rPr>
           <w:rFonts w:ascii="Consolas" w:hAnsi="Consolas"/>
-          <w:color w:val="8B1A1A"/>
+          <w:color w:val="000000"/>
           <w:sz w:val="19"/>
         </w:rPr>
         <w:t>docs/ai_use_statement.md</w:t>
@@ -1398,6 +1398,7 @@
     <w:rsid w:val="00FC693F"/>
     <w:rPr>
       <w:rFonts w:ascii="Times New Roman" w:hAnsi="Times New Roman" w:eastAsia="Times New Roman"/>
+      <w:color w:val="000000"/>
       <w:sz w:val="24"/>
     </w:rPr>
   </w:style>
@@ -1463,7 +1464,7 @@
       <w:rFonts w:ascii="Times New Roman" w:hAnsi="Times New Roman" w:eastAsia="Times New Roman" w:cs="Times New Roman"/>
       <w:b/>
       <w:bCs/>
-      <w:color w:val="1F3A68"/>
+      <w:color w:val="000000"/>
       <w:sz w:val="28"/>
       <w:szCs w:val="28"/>
     </w:rPr>
@@ -1487,7 +1488,7 @@
       <w:rFonts w:ascii="Times New Roman" w:hAnsi="Times New Roman" w:eastAsia="Times New Roman" w:cs="Times New Roman"/>
       <w:b/>
       <w:bCs/>
-      <w:color w:val="1F3A68"/>
+      <w:color w:val="000000"/>
       <w:sz w:val="26"/>
       <w:szCs w:val="26"/>
     </w:rPr>
@@ -1511,7 +1512,7 @@
       <w:rFonts w:ascii="Times New Roman" w:hAnsi="Times New Roman" w:eastAsia="Times New Roman" w:cs="Times New Roman"/>
       <w:b/>
       <w:bCs/>
-      <w:color w:val="1F3A68"/>
+      <w:color w:val="000000"/>
     </w:rPr>
   </w:style>
   <w:style w:type="paragraph" w:styleId="Heading4">
@@ -1536,7 +1537,7 @@
       <w:bCs/>
       <w:i/>
       <w:iCs/>
-      <w:color w:val="1F3A68"/>
+      <w:color w:val="000000"/>
     </w:rPr>
   </w:style>
   <w:style w:type="paragraph" w:styleId="Heading5">
@@ -1557,7 +1558,7 @@
     </w:pPr>
     <w:rPr>
       <w:rFonts w:asciiTheme="majorHAnsi" w:eastAsiaTheme="majorEastAsia" w:hAnsiTheme="majorHAnsi" w:cstheme="majorBidi"/>
-      <w:color w:val="243F60" w:themeColor="accent1" w:themeShade="7F"/>
+      <w:color w:val="000000"/>
     </w:rPr>
   </w:style>
   <w:style w:type="paragraph" w:styleId="Heading6">
@@ -1580,7 +1581,7 @@
       <w:rFonts w:asciiTheme="majorHAnsi" w:eastAsiaTheme="majorEastAsia" w:hAnsiTheme="majorHAnsi" w:cstheme="majorBidi"/>
       <w:i/>
       <w:iCs/>
-      <w:color w:val="243F60" w:themeColor="accent1" w:themeShade="7F"/>
+      <w:color w:val="000000"/>
     </w:rPr>
   </w:style>
   <w:style w:type="paragraph" w:styleId="Heading7">
@@ -1603,7 +1604,7 @@
       <w:rFonts w:asciiTheme="majorHAnsi" w:eastAsiaTheme="majorEastAsia" w:hAnsiTheme="majorHAnsi" w:cstheme="majorBidi"/>
       <w:i/>
       <w:iCs/>
-      <w:color w:val="404040" w:themeColor="text1" w:themeTint="BF"/>
+      <w:color w:val="000000"/>
     </w:rPr>
   </w:style>
   <w:style w:type="paragraph" w:styleId="Heading8">
@@ -1624,7 +1625,7 @@
     </w:pPr>
     <w:rPr>
       <w:rFonts w:asciiTheme="majorHAnsi" w:eastAsiaTheme="majorEastAsia" w:hAnsiTheme="majorHAnsi" w:cstheme="majorBidi"/>
-      <w:color w:val="4F81BD" w:themeColor="accent1"/>
+      <w:color w:val="000000"/>
       <w:sz w:val="20"/>
       <w:szCs w:val="20"/>
     </w:rPr>
@@ -1649,7 +1650,7 @@
       <w:rFonts w:asciiTheme="majorHAnsi" w:eastAsiaTheme="majorEastAsia" w:hAnsiTheme="majorHAnsi" w:cstheme="majorBidi"/>
       <w:i/>
       <w:iCs/>
-      <w:color w:val="404040" w:themeColor="text1" w:themeTint="BF"/>
+      <w:color w:val="000000"/>
       <w:sz w:val="20"/>
       <w:szCs w:val="20"/>
     </w:rPr>
@@ -1700,7 +1701,7 @@
       <w:rFonts w:asciiTheme="majorHAnsi" w:eastAsiaTheme="majorEastAsia" w:hAnsiTheme="majorHAnsi" w:cstheme="majorBidi"/>
       <w:b/>
       <w:bCs/>
-      <w:color w:val="365F91" w:themeColor="accent1" w:themeShade="BF"/>
+      <w:color w:val="000000"/>
       <w:sz w:val="28"/>
       <w:szCs w:val="28"/>
     </w:rPr>
@@ -1715,7 +1716,7 @@
       <w:rFonts w:asciiTheme="majorHAnsi" w:eastAsiaTheme="majorEastAsia" w:hAnsiTheme="majorHAnsi" w:cstheme="majorBidi"/>
       <w:b/>
       <w:bCs/>
-      <w:color w:val="4F81BD" w:themeColor="accent1"/>
+      <w:color w:val="000000"/>
       <w:sz w:val="26"/>
       <w:szCs w:val="26"/>
     </w:rPr>
@@ -1730,7 +1731,7 @@
       <w:rFonts w:asciiTheme="majorHAnsi" w:eastAsiaTheme="majorEastAsia" w:hAnsiTheme="majorHAnsi" w:cstheme="majorBidi"/>
       <w:b/>
       <w:bCs/>
-      <w:color w:val="4F81BD" w:themeColor="accent1"/>
+      <w:color w:val="000000"/>
     </w:rPr>
   </w:style>
   <w:style w:type="paragraph" w:styleId="Title">
@@ -1750,7 +1751,7 @@
     </w:pPr>
     <w:rPr>
       <w:rFonts w:ascii="Times New Roman" w:hAnsi="Times New Roman" w:eastAsia="Times New Roman" w:cs="Times New Roman"/>
-      <w:color w:val="1F3A68"/>
+      <w:color w:val="000000"/>
       <w:spacing w:val="5"/>
       <w:kern w:val="28"/>
       <w:sz w:val="52"/>
@@ -1765,7 +1766,7 @@
     <w:rsid w:val="00FC693F"/>
     <w:rPr>
       <w:rFonts w:asciiTheme="majorHAnsi" w:eastAsiaTheme="majorEastAsia" w:hAnsiTheme="majorHAnsi" w:cstheme="majorBidi"/>
-      <w:color w:val="17365D" w:themeColor="text2" w:themeShade="BF"/>
+      <w:color w:val="000000"/>
       <w:spacing w:val="5"/>
       <w:kern w:val="28"/>
       <w:sz w:val="52"/>
@@ -1789,7 +1790,7 @@
       <w:rFonts w:asciiTheme="majorHAnsi" w:eastAsiaTheme="majorEastAsia" w:hAnsiTheme="majorHAnsi" w:cstheme="majorBidi"/>
       <w:i/>
       <w:iCs/>
-      <w:color w:val="4F81BD" w:themeColor="accent1"/>
+      <w:color w:val="000000"/>
       <w:spacing w:val="15"/>
       <w:sz w:val="24"/>
       <w:szCs w:val="24"/>
@@ -1805,7 +1806,7 @@
       <w:rFonts w:asciiTheme="majorHAnsi" w:eastAsiaTheme="majorEastAsia" w:hAnsiTheme="majorHAnsi" w:cstheme="majorBidi"/>
       <w:i/>
       <w:iCs/>
-      <w:color w:val="4F81BD" w:themeColor="accent1"/>
+      <w:color w:val="000000"/>
       <w:spacing w:val="15"/>
       <w:sz w:val="24"/>
       <w:szCs w:val="24"/>
@@ -2077,7 +2078,7 @@
     <w:rPr>
       <w:i/>
       <w:iCs/>
-      <w:color w:val="000000" w:themeColor="text1"/>
+      <w:color w:val="000000"/>
     </w:rPr>
   </w:style>
   <w:style w:type="character" w:customStyle="1" w:styleId="QuoteChar">
@@ -2089,7 +2090,7 @@
     <w:rPr>
       <w:i/>
       <w:iCs/>
-      <w:color w:val="000000" w:themeColor="text1"/>
+      <w:color w:val="000000"/>
     </w:rPr>
   </w:style>
   <w:style w:type="character" w:customStyle="1" w:styleId="Heading4Char">
@@ -2105,7 +2106,7 @@
       <w:bCs/>
       <w:i/>
       <w:iCs/>
-      <w:color w:val="4F81BD" w:themeColor="accent1"/>
+      <w:color w:val="000000"/>
     </w:rPr>
   </w:style>
   <w:style w:type="character" w:customStyle="1" w:styleId="Heading5Char">
@@ -2117,7 +2118,7 @@
     <w:rsid w:val="00FC693F"/>
     <w:rPr>
       <w:rFonts w:asciiTheme="majorHAnsi" w:eastAsiaTheme="majorEastAsia" w:hAnsiTheme="majorHAnsi" w:cstheme="majorBidi"/>
-      <w:color w:val="243F60" w:themeColor="accent1" w:themeShade="7F"/>
+      <w:color w:val="000000"/>
     </w:rPr>
   </w:style>
   <w:style w:type="character" w:customStyle="1" w:styleId="Heading6Char">
@@ -2131,7 +2132,7 @@
       <w:rFonts w:asciiTheme="majorHAnsi" w:eastAsiaTheme="majorEastAsia" w:hAnsiTheme="majorHAnsi" w:cstheme="majorBidi"/>
       <w:i/>
       <w:iCs/>
-      <w:color w:val="243F60" w:themeColor="accent1" w:themeShade="7F"/>
+      <w:color w:val="000000"/>
     </w:rPr>
   </w:style>
   <w:style w:type="character" w:customStyle="1" w:styleId="Heading7Char">
@@ -2145,7 +2146,7 @@
       <w:rFonts w:asciiTheme="majorHAnsi" w:eastAsiaTheme="majorEastAsia" w:hAnsiTheme="majorHAnsi" w:cstheme="majorBidi"/>
       <w:i/>
       <w:iCs/>
-      <w:color w:val="404040" w:themeColor="text1" w:themeTint="BF"/>
+      <w:color w:val="000000"/>
     </w:rPr>
   </w:style>
   <w:style w:type="character" w:customStyle="1" w:styleId="Heading8Char">
@@ -2157,7 +2158,7 @@
     <w:rsid w:val="00FC693F"/>
     <w:rPr>
       <w:rFonts w:asciiTheme="majorHAnsi" w:eastAsiaTheme="majorEastAsia" w:hAnsiTheme="majorHAnsi" w:cstheme="majorBidi"/>
-      <w:color w:val="4F81BD" w:themeColor="accent1"/>
+      <w:color w:val="000000"/>
       <w:sz w:val="20"/>
       <w:szCs w:val="20"/>
     </w:rPr>
@@ -2173,7 +2174,7 @@
       <w:rFonts w:asciiTheme="majorHAnsi" w:eastAsiaTheme="majorEastAsia" w:hAnsiTheme="majorHAnsi" w:cstheme="majorBidi"/>
       <w:i/>
       <w:iCs/>
-      <w:color w:val="404040" w:themeColor="text1" w:themeTint="BF"/>
+      <w:color w:val="000000"/>
       <w:sz w:val="20"/>
       <w:szCs w:val="20"/>
     </w:rPr>
@@ -2193,7 +2194,7 @@
     <w:rPr>
       <w:b/>
       <w:bCs/>
-      <w:color w:val="4F81BD" w:themeColor="accent1"/>
+      <w:color w:val="000000"/>
       <w:sz w:val="18"/>
       <w:szCs w:val="18"/>
     </w:rPr>
@@ -2240,7 +2241,7 @@
       <w:bCs/>
       <w:i/>
       <w:iCs/>
-      <w:color w:val="4F81BD" w:themeColor="accent1"/>
+      <w:color w:val="000000"/>
     </w:rPr>
   </w:style>
   <w:style w:type="character" w:customStyle="1" w:styleId="IntenseQuoteChar">
@@ -2254,7 +2255,7 @@
       <w:bCs/>
       <w:i/>
       <w:iCs/>
-      <w:color w:val="4F81BD" w:themeColor="accent1"/>
+      <w:color w:val="000000"/>
     </w:rPr>
   </w:style>
   <w:style w:type="character" w:styleId="SubtleEmphasis">
@@ -2266,7 +2267,7 @@
     <w:rPr>
       <w:i/>
       <w:iCs/>
-      <w:color w:val="808080" w:themeColor="text1" w:themeTint="7F"/>
+      <w:color w:val="000000"/>
     </w:rPr>
   </w:style>
   <w:style w:type="character" w:styleId="IntenseEmphasis">
@@ -2280,7 +2281,7 @@
       <w:bCs/>
       <w:i/>
       <w:iCs/>
-      <w:color w:val="4F81BD" w:themeColor="accent1"/>
+      <w:color w:val="000000"/>
     </w:rPr>
   </w:style>
   <w:style w:type="character" w:styleId="SubtleReference">
@@ -2291,7 +2292,7 @@
     <w:rsid w:val="00FC693F"/>
     <w:rPr>
       <w:smallCaps/>
-      <w:color w:val="C0504D" w:themeColor="accent2"/>
+      <w:color w:val="000000"/>
       <w:u w:val="single"/>
     </w:rPr>
   </w:style>
@@ -2305,7 +2306,7 @@
       <w:b/>
       <w:bCs/>
       <w:smallCaps/>
-      <w:color w:val="C0504D" w:themeColor="accent2"/>
+      <w:color w:val="000000"/>
       <w:spacing w:val="5"/>
       <w:u w:val="single"/>
     </w:rPr>
@@ -2371,7 +2372,7 @@
       <w:spacing w:after="0" w:line="240" w:lineRule="auto"/>
     </w:pPr>
     <w:rPr>
-      <w:color w:val="000000" w:themeColor="text1" w:themeShade="BF"/>
+      <w:color w:val="000000"/>
     </w:rPr>
     <w:tblPr>
       <w:tblStyleRowBandSize w:val="1"/>
@@ -2474,7 +2475,7 @@
       <w:spacing w:after="0" w:line="240" w:lineRule="auto"/>
     </w:pPr>
     <w:rPr>
-      <w:color w:val="365F91" w:themeColor="accent1" w:themeShade="BF"/>
+      <w:color w:val="000000"/>
     </w:rPr>
     <w:tblPr>
       <w:tblStyleRowBandSize w:val="1"/>
@@ -2577,7 +2578,7 @@
       <w:spacing w:after="0" w:line="240" w:lineRule="auto"/>
     </w:pPr>
     <w:rPr>
-      <w:color w:val="943634" w:themeColor="accent2" w:themeShade="BF"/>
+      <w:color w:val="000000"/>
     </w:rPr>
     <w:tblPr>
       <w:tblStyleRowBandSize w:val="1"/>
@@ -2680,7 +2681,7 @@
       <w:spacing w:after="0" w:line="240" w:lineRule="auto"/>
     </w:pPr>
     <w:rPr>
-      <w:color w:val="76923C" w:themeColor="accent3" w:themeShade="BF"/>
+      <w:color w:val="000000"/>
     </w:rPr>
     <w:tblPr>
       <w:tblStyleRowBandSize w:val="1"/>
@@ -2783,7 +2784,7 @@
       <w:spacing w:after="0" w:line="240" w:lineRule="auto"/>
     </w:pPr>
     <w:rPr>
-      <w:color w:val="5F497A" w:themeColor="accent4" w:themeShade="BF"/>
+      <w:color w:val="000000"/>
     </w:rPr>
     <w:tblPr>
       <w:tblStyleRowBandSize w:val="1"/>
@@ -2886,7 +2887,7 @@
       <w:spacing w:after="0" w:line="240" w:lineRule="auto"/>
     </w:pPr>
     <w:rPr>
-      <w:color w:val="31849B" w:themeColor="accent5" w:themeShade="BF"/>
+      <w:color w:val="000000"/>
     </w:rPr>
     <w:tblPr>
       <w:tblStyleRowBandSize w:val="1"/>
@@ -2989,7 +2990,7 @@
       <w:spacing w:after="0" w:line="240" w:lineRule="auto"/>
     </w:pPr>
     <w:rPr>
-      <w:color w:val="E36C0A" w:themeColor="accent6" w:themeShade="BF"/>
+      <w:color w:val="000000"/>
     </w:rPr>
     <w:tblPr>
       <w:tblStyleRowBandSize w:val="1"/>
@@ -3115,7 +3116,7 @@
       <w:rPr>
         <w:b/>
         <w:bCs/>
-        <w:color w:val="FFFFFF" w:themeColor="background1"/>
+        <w:color w:val="000000"/>
       </w:rPr>
       <w:tblPr/>
       <w:tcPr>
@@ -3207,7 +3208,7 @@
       <w:rPr>
         <w:b/>
         <w:bCs/>
-        <w:color w:val="FFFFFF" w:themeColor="background1"/>
+        <w:color w:val="000000"/>
       </w:rPr>
       <w:tblPr/>
       <w:tcPr>
@@ -3299,7 +3300,7 @@
       <w:rPr>
         <w:b/>
         <w:bCs/>
-        <w:color w:val="FFFFFF" w:themeColor="background1"/>
+        <w:color w:val="000000"/>
       </w:rPr>
       <w:tblPr/>
       <w:tcPr>
@@ -3391,7 +3392,7 @@
       <w:rPr>
         <w:b/>
         <w:bCs/>
-        <w:color w:val="FFFFFF" w:themeColor="background1"/>
+        <w:color w:val="000000"/>
       </w:rPr>
       <w:tblPr/>
       <w:tcPr>
@@ -3483,7 +3484,7 @@
       <w:rPr>
         <w:b/>
         <w:bCs/>
-        <w:color w:val="FFFFFF" w:themeColor="background1"/>
+        <w:color w:val="000000"/>
       </w:rPr>
       <w:tblPr/>
       <w:tcPr>
@@ -3575,7 +3576,7 @@
       <w:rPr>
         <w:b/>
         <w:bCs/>
-        <w:color w:val="FFFFFF" w:themeColor="background1"/>
+        <w:color w:val="000000"/>
       </w:rPr>
       <w:tblPr/>
       <w:tcPr>
@@ -3667,7 +3668,7 @@
       <w:rPr>
         <w:b/>
         <w:bCs/>
-        <w:color w:val="FFFFFF" w:themeColor="background1"/>
+        <w:color w:val="000000"/>
       </w:rPr>
       <w:tblPr/>
       <w:tcPr>
@@ -4670,7 +4671,7 @@
       <w:rPr>
         <w:b/>
         <w:bCs/>
-        <w:color w:val="FFFFFF" w:themeColor="background1"/>
+        <w:color w:val="000000"/>
       </w:rPr>
       <w:tblPr/>
       <w:tcPr>
@@ -4776,7 +4777,7 @@
       <w:rPr>
         <w:b/>
         <w:bCs/>
-        <w:color w:val="FFFFFF" w:themeColor="background1"/>
+        <w:color w:val="000000"/>
       </w:rPr>
       <w:tblPr/>
       <w:tcPr>
@@ -4882,7 +4883,7 @@
       <w:rPr>
         <w:b/>
         <w:bCs/>
-        <w:color w:val="FFFFFF" w:themeColor="background1"/>
+        <w:color w:val="000000"/>
       </w:rPr>
       <w:tblPr/>
       <w:tcPr>
@@ -4988,7 +4989,7 @@
       <w:rPr>
         <w:b/>
         <w:bCs/>
-        <w:color w:val="FFFFFF" w:themeColor="background1"/>
+        <w:color w:val="000000"/>
       </w:rPr>
       <w:tblPr/>
       <w:tcPr>
@@ -5094,7 +5095,7 @@
       <w:rPr>
         <w:b/>
         <w:bCs/>
-        <w:color w:val="FFFFFF" w:themeColor="background1"/>
+        <w:color w:val="000000"/>
       </w:rPr>
       <w:tblPr/>
       <w:tcPr>
@@ -5200,7 +5201,7 @@
       <w:rPr>
         <w:b/>
         <w:bCs/>
-        <w:color w:val="FFFFFF" w:themeColor="background1"/>
+        <w:color w:val="000000"/>
       </w:rPr>
       <w:tblPr/>
       <w:tcPr>
@@ -5306,7 +5307,7 @@
       <w:rPr>
         <w:b/>
         <w:bCs/>
-        <w:color w:val="FFFFFF" w:themeColor="background1"/>
+        <w:color w:val="000000"/>
       </w:rPr>
       <w:tblPr/>
       <w:tcPr>
@@ -5409,7 +5410,7 @@
       <w:rPr>
         <w:b/>
         <w:bCs/>
-        <w:color w:val="FFFFFF" w:themeColor="background1"/>
+        <w:color w:val="000000"/>
       </w:rPr>
       <w:tblPr/>
       <w:tcPr>
@@ -5429,7 +5430,7 @@
         <w:spacing w:before="0" w:after="0" w:line="240" w:lineRule="auto"/>
       </w:pPr>
       <w:rPr>
-        <w:color w:val="auto"/>
+        <w:color w:val="000000"/>
       </w:rPr>
       <w:tblPr/>
       <w:tcPr>
@@ -5448,7 +5449,7 @@
       <w:rPr>
         <w:b/>
         <w:bCs/>
-        <w:color w:val="FFFFFF" w:themeColor="background1"/>
+        <w:color w:val="000000"/>
       </w:rPr>
       <w:tblPr/>
       <w:tcPr>
@@ -5467,7 +5468,7 @@
       <w:rPr>
         <w:b/>
         <w:bCs/>
-        <w:color w:val="FFFFFF" w:themeColor="background1"/>
+        <w:color w:val="000000"/>
       </w:rPr>
       <w:tblPr/>
       <w:tcPr>
@@ -5513,7 +5514,7 @@
     </w:tblStylePr>
     <w:tblStylePr w:type="nwCell">
       <w:rPr>
-        <w:color w:val="FFFFFF" w:themeColor="background1"/>
+        <w:color w:val="000000"/>
       </w:rPr>
       <w:tblPr/>
       <w:tcPr>
@@ -5558,7 +5559,7 @@
       <w:rPr>
         <w:b/>
         <w:bCs/>
-        <w:color w:val="FFFFFF" w:themeColor="background1"/>
+        <w:color w:val="000000"/>
       </w:rPr>
       <w:tblPr/>
       <w:tcPr>
@@ -5578,7 +5579,7 @@
         <w:spacing w:before="0" w:after="0" w:line="240" w:lineRule="auto"/>
       </w:pPr>
       <w:rPr>
-        <w:color w:val="auto"/>
+        <w:color w:val="000000"/>
       </w:rPr>
       <w:tblPr/>
       <w:tcPr>
@@ -5597,7 +5598,7 @@
       <w:rPr>
         <w:b/>
         <w:bCs/>
-        <w:color w:val="FFFFFF" w:themeColor="background1"/>
+        <w:color w:val="000000"/>
       </w:rPr>
       <w:tblPr/>
       <w:tcPr>
@@ -5616,7 +5617,7 @@
       <w:rPr>
         <w:b/>
         <w:bCs/>
-        <w:color w:val="FFFFFF" w:themeColor="background1"/>
+        <w:color w:val="000000"/>
       </w:rPr>
       <w:tblPr/>
       <w:tcPr>
@@ -5662,7 +5663,7 @@
     </w:tblStylePr>
     <w:tblStylePr w:type="nwCell">
       <w:rPr>
-        <w:color w:val="FFFFFF" w:themeColor="background1"/>
+        <w:color w:val="000000"/>
       </w:rPr>
       <w:tblPr/>
       <w:tcPr>
@@ -5707,7 +5708,7 @@
       <w:rPr>
         <w:b/>
         <w:bCs/>
-        <w:color w:val="FFFFFF" w:themeColor="background1"/>
+        <w:color w:val="000000"/>
       </w:rPr>
       <w:tblPr/>
       <w:tcPr>
@@ -5727,7 +5728,7 @@
         <w:spacing w:before="0" w:after="0" w:line="240" w:lineRule="auto"/>
       </w:pPr>
       <w:rPr>
-        <w:color w:val="auto"/>
+        <w:color w:val="000000"/>
       </w:rPr>
       <w:tblPr/>
       <w:tcPr>
@@ -5746,7 +5747,7 @@
       <w:rPr>
         <w:b/>
         <w:bCs/>
-        <w:color w:val="FFFFFF" w:themeColor="background1"/>
+        <w:color w:val="000000"/>
       </w:rPr>
       <w:tblPr/>
       <w:tcPr>
@@ -5765,7 +5766,7 @@
       <w:rPr>
         <w:b/>
         <w:bCs/>
-        <w:color w:val="FFFFFF" w:themeColor="background1"/>
+        <w:color w:val="000000"/>
       </w:rPr>
       <w:tblPr/>
       <w:tcPr>
@@ -5811,7 +5812,7 @@
     </w:tblStylePr>
     <w:tblStylePr w:type="nwCell">
       <w:rPr>
-        <w:color w:val="FFFFFF" w:themeColor="background1"/>
+        <w:color w:val="000000"/>
       </w:rPr>
       <w:tblPr/>
       <w:tcPr>
@@ -5856,7 +5857,7 @@
       <w:rPr>
         <w:b/>
         <w:bCs/>
-        <w:color w:val="FFFFFF" w:themeColor="background1"/>
+        <w:color w:val="000000"/>
       </w:rPr>
       <w:tblPr/>
       <w:tcPr>
@@ -5876,7 +5877,7 @@
         <w:spacing w:before="0" w:after="0" w:line="240" w:lineRule="auto"/>
       </w:pPr>
       <w:rPr>
-        <w:color w:val="auto"/>
+        <w:color w:val="000000"/>
       </w:rPr>
       <w:tblPr/>
       <w:tcPr>
@@ -5895,7 +5896,7 @@
       <w:rPr>
         <w:b/>
         <w:bCs/>
-        <w:color w:val="FFFFFF" w:themeColor="background1"/>
+        <w:color w:val="000000"/>
       </w:rPr>
       <w:tblPr/>
       <w:tcPr>
@@ -5914,7 +5915,7 @@
       <w:rPr>
         <w:b/>
         <w:bCs/>
-        <w:color w:val="FFFFFF" w:themeColor="background1"/>
+        <w:color w:val="000000"/>
       </w:rPr>
       <w:tblPr/>
       <w:tcPr>
@@ -5960,7 +5961,7 @@
     </w:tblStylePr>
     <w:tblStylePr w:type="nwCell">
       <w:rPr>
-        <w:color w:val="FFFFFF" w:themeColor="background1"/>
+        <w:color w:val="000000"/>
       </w:rPr>
       <w:tblPr/>
       <w:tcPr>
@@ -6005,7 +6006,7 @@
       <w:rPr>
         <w:b/>
         <w:bCs/>
-        <w:color w:val="FFFFFF" w:themeColor="background1"/>
+        <w:color w:val="000000"/>
       </w:rPr>
       <w:tblPr/>
       <w:tcPr>
@@ -6025,7 +6026,7 @@
         <w:spacing w:before="0" w:after="0" w:line="240" w:lineRule="auto"/>
       </w:pPr>
       <w:rPr>
-        <w:color w:val="auto"/>
+        <w:color w:val="000000"/>
       </w:rPr>
       <w:tblPr/>
       <w:tcPr>
@@ -6044,7 +6045,7 @@
       <w:rPr>
         <w:b/>
         <w:bCs/>
-        <w:color w:val="FFFFFF" w:themeColor="background1"/>
+        <w:color w:val="000000"/>
       </w:rPr>
       <w:tblPr/>
       <w:tcPr>
@@ -6063,7 +6064,7 @@
       <w:rPr>
         <w:b/>
         <w:bCs/>
-        <w:color w:val="FFFFFF" w:themeColor="background1"/>
+        <w:color w:val="000000"/>
       </w:rPr>
       <w:tblPr/>
       <w:tcPr>
@@ -6109,7 +6110,7 @@
     </w:tblStylePr>
     <w:tblStylePr w:type="nwCell">
       <w:rPr>
-        <w:color w:val="FFFFFF" w:themeColor="background1"/>
+        <w:color w:val="000000"/>
       </w:rPr>
       <w:tblPr/>
       <w:tcPr>
@@ -6154,7 +6155,7 @@
       <w:rPr>
         <w:b/>
         <w:bCs/>
-        <w:color w:val="FFFFFF" w:themeColor="background1"/>
+        <w:color w:val="000000"/>
       </w:rPr>
       <w:tblPr/>
       <w:tcPr>
@@ -6174,7 +6175,7 @@
         <w:spacing w:before="0" w:after="0" w:line="240" w:lineRule="auto"/>
       </w:pPr>
       <w:rPr>
-        <w:color w:val="auto"/>
+        <w:color w:val="000000"/>
       </w:rPr>
       <w:tblPr/>
       <w:tcPr>
@@ -6193,7 +6194,7 @@
       <w:rPr>
         <w:b/>
         <w:bCs/>
-        <w:color w:val="FFFFFF" w:themeColor="background1"/>
+        <w:color w:val="000000"/>
       </w:rPr>
       <w:tblPr/>
       <w:tcPr>
@@ -6212,7 +6213,7 @@
       <w:rPr>
         <w:b/>
         <w:bCs/>
-        <w:color w:val="FFFFFF" w:themeColor="background1"/>
+        <w:color w:val="000000"/>
       </w:rPr>
       <w:tblPr/>
       <w:tcPr>
@@ -6258,7 +6259,7 @@
     </w:tblStylePr>
     <w:tblStylePr w:type="nwCell">
       <w:rPr>
-        <w:color w:val="FFFFFF" w:themeColor="background1"/>
+        <w:color w:val="000000"/>
       </w:rPr>
       <w:tblPr/>
       <w:tcPr>
@@ -6303,7 +6304,7 @@
       <w:rPr>
         <w:b/>
         <w:bCs/>
-        <w:color w:val="FFFFFF" w:themeColor="background1"/>
+        <w:color w:val="000000"/>
       </w:rPr>
       <w:tblPr/>
       <w:tcPr>
@@ -6323,7 +6324,7 @@
         <w:spacing w:before="0" w:after="0" w:line="240" w:lineRule="auto"/>
       </w:pPr>
       <w:rPr>
-        <w:color w:val="auto"/>
+        <w:color w:val="000000"/>
       </w:rPr>
       <w:tblPr/>
       <w:tcPr>
@@ -6342,7 +6343,7 @@
       <w:rPr>
         <w:b/>
         <w:bCs/>
-        <w:color w:val="FFFFFF" w:themeColor="background1"/>
+        <w:color w:val="000000"/>
       </w:rPr>
       <w:tblPr/>
       <w:tcPr>
@@ -6361,7 +6362,7 @@
       <w:rPr>
         <w:b/>
         <w:bCs/>
-        <w:color w:val="FFFFFF" w:themeColor="background1"/>
+        <w:color w:val="000000"/>
       </w:rPr>
       <w:tblPr/>
       <w:tcPr>
@@ -6407,7 +6408,7 @@
     </w:tblStylePr>
     <w:tblStylePr w:type="nwCell">
       <w:rPr>
-        <w:color w:val="FFFFFF" w:themeColor="background1"/>
+        <w:color w:val="000000"/>
       </w:rPr>
       <w:tblPr/>
       <w:tcPr>
@@ -6431,7 +6432,7 @@
       <w:spacing w:after="0" w:line="240" w:lineRule="auto"/>
     </w:pPr>
     <w:rPr>
-      <w:color w:val="000000" w:themeColor="text1"/>
+      <w:color w:val="000000"/>
     </w:rPr>
     <w:tblPr>
       <w:tblStyleRowBandSize w:val="1"/>
@@ -6464,7 +6465,7 @@
       <w:rPr>
         <w:b/>
         <w:bCs/>
-        <w:color w:val="1F497D" w:themeColor="text2"/>
+        <w:color w:val="000000"/>
       </w:rPr>
       <w:tblPr/>
       <w:tcPr>
@@ -6515,7 +6516,7 @@
       <w:spacing w:after="0" w:line="240" w:lineRule="auto"/>
     </w:pPr>
     <w:rPr>
-      <w:color w:val="000000" w:themeColor="text1"/>
+      <w:color w:val="000000"/>
     </w:rPr>
     <w:tblPr>
       <w:tblStyleRowBandSize w:val="1"/>
@@ -6548,7 +6549,7 @@
       <w:rPr>
         <w:b/>
         <w:bCs/>
-        <w:color w:val="1F497D" w:themeColor="text2"/>
+        <w:color w:val="000000"/>
       </w:rPr>
       <w:tblPr/>
       <w:tcPr>
@@ -6599,7 +6600,7 @@
       <w:spacing w:after="0" w:line="240" w:lineRule="auto"/>
     </w:pPr>
     <w:rPr>
-      <w:color w:val="000000" w:themeColor="text1"/>
+      <w:color w:val="000000"/>
     </w:rPr>
     <w:tblPr>
       <w:tblStyleRowBandSize w:val="1"/>
@@ -6632,7 +6633,7 @@
       <w:rPr>
         <w:b/>
         <w:bCs/>
-        <w:color w:val="1F497D" w:themeColor="text2"/>
+        <w:color w:val="000000"/>
       </w:rPr>
       <w:tblPr/>
       <w:tcPr>
@@ -6683,7 +6684,7 @@
       <w:spacing w:after="0" w:line="240" w:lineRule="auto"/>
     </w:pPr>
     <w:rPr>
-      <w:color w:val="000000" w:themeColor="text1"/>
+      <w:color w:val="000000"/>
     </w:rPr>
     <w:tblPr>
       <w:tblStyleRowBandSize w:val="1"/>
@@ -6716,7 +6717,7 @@
       <w:rPr>
         <w:b/>
         <w:bCs/>
-        <w:color w:val="1F497D" w:themeColor="text2"/>
+        <w:color w:val="000000"/>
       </w:rPr>
       <w:tblPr/>
       <w:tcPr>
@@ -6767,7 +6768,7 @@
       <w:spacing w:after="0" w:line="240" w:lineRule="auto"/>
     </w:pPr>
     <w:rPr>
-      <w:color w:val="000000" w:themeColor="text1"/>
+      <w:color w:val="000000"/>
     </w:rPr>
     <w:tblPr>
       <w:tblStyleRowBandSize w:val="1"/>
@@ -6800,7 +6801,7 @@
       <w:rPr>
         <w:b/>
         <w:bCs/>
-        <w:color w:val="1F497D" w:themeColor="text2"/>
+        <w:color w:val="000000"/>
       </w:rPr>
       <w:tblPr/>
       <w:tcPr>
@@ -6851,7 +6852,7 @@
       <w:spacing w:after="0" w:line="240" w:lineRule="auto"/>
     </w:pPr>
     <w:rPr>
-      <w:color w:val="000000" w:themeColor="text1"/>
+      <w:color w:val="000000"/>
     </w:rPr>
     <w:tblPr>
       <w:tblStyleRowBandSize w:val="1"/>
@@ -6884,7 +6885,7 @@
       <w:rPr>
         <w:b/>
         <w:bCs/>
-        <w:color w:val="1F497D" w:themeColor="text2"/>
+        <w:color w:val="000000"/>
       </w:rPr>
       <w:tblPr/>
       <w:tcPr>
@@ -6935,7 +6936,7 @@
       <w:spacing w:after="0" w:line="240" w:lineRule="auto"/>
     </w:pPr>
     <w:rPr>
-      <w:color w:val="000000" w:themeColor="text1"/>
+      <w:color w:val="000000"/>
     </w:rPr>
     <w:tblPr>
       <w:tblStyleRowBandSize w:val="1"/>
@@ -6968,7 +6969,7 @@
       <w:rPr>
         <w:b/>
         <w:bCs/>
-        <w:color w:val="1F497D" w:themeColor="text2"/>
+        <w:color w:val="000000"/>
       </w:rPr>
       <w:tblPr/>
       <w:tcPr>
@@ -7020,7 +7021,7 @@
     </w:pPr>
     <w:rPr>
       <w:rFonts w:asciiTheme="majorHAnsi" w:eastAsiaTheme="majorEastAsia" w:hAnsiTheme="majorHAnsi" w:cstheme="majorBidi"/>
-      <w:color w:val="000000" w:themeColor="text1"/>
+      <w:color w:val="000000"/>
     </w:rPr>
     <w:tblPr>
       <w:tblStyleRowBandSize w:val="1"/>
@@ -7148,7 +7149,7 @@
     </w:pPr>
     <w:rPr>
       <w:rFonts w:asciiTheme="majorHAnsi" w:eastAsiaTheme="majorEastAsia" w:hAnsiTheme="majorHAnsi" w:cstheme="majorBidi"/>
-      <w:color w:val="000000" w:themeColor="text1"/>
+      <w:color w:val="000000"/>
     </w:rPr>
     <w:tblPr>
       <w:tblStyleRowBandSize w:val="1"/>
@@ -7276,7 +7277,7 @@
     </w:pPr>
     <w:rPr>
       <w:rFonts w:asciiTheme="majorHAnsi" w:eastAsiaTheme="majorEastAsia" w:hAnsiTheme="majorHAnsi" w:cstheme="majorBidi"/>
-      <w:color w:val="000000" w:themeColor="text1"/>
+      <w:color w:val="000000"/>
     </w:rPr>
     <w:tblPr>
       <w:tblStyleRowBandSize w:val="1"/>
@@ -7404,7 +7405,7 @@
     </w:pPr>
     <w:rPr>
       <w:rFonts w:asciiTheme="majorHAnsi" w:eastAsiaTheme="majorEastAsia" w:hAnsiTheme="majorHAnsi" w:cstheme="majorBidi"/>
-      <w:color w:val="000000" w:themeColor="text1"/>
+      <w:color w:val="000000"/>
     </w:rPr>
     <w:tblPr>
       <w:tblStyleRowBandSize w:val="1"/>
@@ -7532,7 +7533,7 @@
     </w:pPr>
     <w:rPr>
       <w:rFonts w:asciiTheme="majorHAnsi" w:eastAsiaTheme="majorEastAsia" w:hAnsiTheme="majorHAnsi" w:cstheme="majorBidi"/>
-      <w:color w:val="000000" w:themeColor="text1"/>
+      <w:color w:val="000000"/>
     </w:rPr>
     <w:tblPr>
       <w:tblStyleRowBandSize w:val="1"/>
@@ -7660,7 +7661,7 @@
     </w:pPr>
     <w:rPr>
       <w:rFonts w:asciiTheme="majorHAnsi" w:eastAsiaTheme="majorEastAsia" w:hAnsiTheme="majorHAnsi" w:cstheme="majorBidi"/>
-      <w:color w:val="000000" w:themeColor="text1"/>
+      <w:color w:val="000000"/>
     </w:rPr>
     <w:tblPr>
       <w:tblStyleRowBandSize w:val="1"/>
@@ -7788,7 +7789,7 @@
     </w:pPr>
     <w:rPr>
       <w:rFonts w:asciiTheme="majorHAnsi" w:eastAsiaTheme="majorEastAsia" w:hAnsiTheme="majorHAnsi" w:cstheme="majorBidi"/>
-      <w:color w:val="000000" w:themeColor="text1"/>
+      <w:color w:val="000000"/>
     </w:rPr>
     <w:tblPr>
       <w:tblStyleRowBandSize w:val="1"/>
@@ -8427,7 +8428,7 @@
     </w:pPr>
     <w:rPr>
       <w:rFonts w:asciiTheme="majorHAnsi" w:eastAsiaTheme="majorEastAsia" w:hAnsiTheme="majorHAnsi" w:cstheme="majorBidi"/>
-      <w:color w:val="000000" w:themeColor="text1"/>
+      <w:color w:val="000000"/>
     </w:rPr>
     <w:tblPr>
       <w:tblStyleRowBandSize w:val="1"/>
@@ -8455,7 +8456,7 @@
       <w:rPr>
         <w:b/>
         <w:bCs/>
-        <w:color w:val="000000" w:themeColor="text1"/>
+        <w:color w:val="000000"/>
       </w:rPr>
       <w:tblPr/>
       <w:tcPr>
@@ -8466,7 +8467,7 @@
       <w:rPr>
         <w:b/>
         <w:bCs/>
-        <w:color w:val="000000" w:themeColor="text1"/>
+        <w:color w:val="000000"/>
       </w:rPr>
       <w:tblPr/>
       <w:tcPr>
@@ -8485,7 +8486,7 @@
       <w:rPr>
         <w:b/>
         <w:bCs/>
-        <w:color w:val="000000" w:themeColor="text1"/>
+        <w:color w:val="000000"/>
       </w:rPr>
       <w:tblPr/>
       <w:tcPr>
@@ -8504,7 +8505,7 @@
       <w:rPr>
         <w:b w:val="0"/>
         <w:bCs w:val="0"/>
-        <w:color w:val="000000" w:themeColor="text1"/>
+        <w:color w:val="000000"/>
       </w:rPr>
       <w:tblPr/>
       <w:tcPr>
@@ -8552,7 +8553,7 @@
     </w:pPr>
     <w:rPr>
       <w:rFonts w:asciiTheme="majorHAnsi" w:eastAsiaTheme="majorEastAsia" w:hAnsiTheme="majorHAnsi" w:cstheme="majorBidi"/>
-      <w:color w:val="000000" w:themeColor="text1"/>
+      <w:color w:val="000000"/>
     </w:rPr>
     <w:tblPr>
       <w:tblStyleRowBandSize w:val="1"/>
@@ -8580,7 +8581,7 @@
       <w:rPr>
         <w:b/>
         <w:bCs/>
-        <w:color w:val="000000" w:themeColor="text1"/>
+        <w:color w:val="000000"/>
       </w:rPr>
       <w:tblPr/>
       <w:tcPr>
@@ -8591,7 +8592,7 @@
       <w:rPr>
         <w:b/>
         <w:bCs/>
-        <w:color w:val="000000" w:themeColor="text1"/>
+        <w:color w:val="000000"/>
       </w:rPr>
       <w:tblPr/>
       <w:tcPr>
@@ -8610,7 +8611,7 @@
       <w:rPr>
         <w:b/>
         <w:bCs/>
-        <w:color w:val="000000" w:themeColor="text1"/>
+        <w:color w:val="000000"/>
       </w:rPr>
       <w:tblPr/>
       <w:tcPr>
@@ -8629,7 +8630,7 @@
       <w:rPr>
         <w:b w:val="0"/>
         <w:bCs w:val="0"/>
-        <w:color w:val="000000" w:themeColor="text1"/>
+        <w:color w:val="000000"/>
       </w:rPr>
       <w:tblPr/>
       <w:tcPr>
@@ -8677,7 +8678,7 @@
     </w:pPr>
     <w:rPr>
       <w:rFonts w:asciiTheme="majorHAnsi" w:eastAsiaTheme="majorEastAsia" w:hAnsiTheme="majorHAnsi" w:cstheme="majorBidi"/>
-      <w:color w:val="000000" w:themeColor="text1"/>
+      <w:color w:val="000000"/>
     </w:rPr>
     <w:tblPr>
       <w:tblStyleRowBandSize w:val="1"/>
@@ -8705,7 +8706,7 @@
       <w:rPr>
         <w:b/>
         <w:bCs/>
-        <w:color w:val="000000" w:themeColor="text1"/>
+        <w:color w:val="000000"/>
       </w:rPr>
       <w:tblPr/>
       <w:tcPr>
@@ -8716,7 +8717,7 @@
       <w:rPr>
         <w:b/>
         <w:bCs/>
-        <w:color w:val="000000" w:themeColor="text1"/>
+        <w:color w:val="000000"/>
       </w:rPr>
       <w:tblPr/>
       <w:tcPr>
@@ -8735,7 +8736,7 @@
       <w:rPr>
         <w:b/>
         <w:bCs/>
-        <w:color w:val="000000" w:themeColor="text1"/>
+        <w:color w:val="000000"/>
       </w:rPr>
       <w:tblPr/>
       <w:tcPr>
@@ -8754,7 +8755,7 @@
       <w:rPr>
         <w:b w:val="0"/>
         <w:bCs w:val="0"/>
-        <w:color w:val="000000" w:themeColor="text1"/>
+        <w:color w:val="000000"/>
       </w:rPr>
       <w:tblPr/>
       <w:tcPr>
@@ -8802,7 +8803,7 @@
     </w:pPr>
     <w:rPr>
       <w:rFonts w:asciiTheme="majorHAnsi" w:eastAsiaTheme="majorEastAsia" w:hAnsiTheme="majorHAnsi" w:cstheme="majorBidi"/>
-      <w:color w:val="000000" w:themeColor="text1"/>
+      <w:color w:val="000000"/>
     </w:rPr>
     <w:tblPr>
       <w:tblStyleRowBandSize w:val="1"/>
@@ -8830,7 +8831,7 @@
       <w:rPr>
         <w:b/>
         <w:bCs/>
-        <w:color w:val="000000" w:themeColor="text1"/>
+        <w:color w:val="000000"/>
       </w:rPr>
       <w:tblPr/>
       <w:tcPr>
@@ -8841,7 +8842,7 @@
       <w:rPr>
         <w:b/>
         <w:bCs/>
-        <w:color w:val="000000" w:themeColor="text1"/>
+        <w:color w:val="000000"/>
       </w:rPr>
       <w:tblPr/>
       <w:tcPr>
@@ -8860,7 +8861,7 @@
       <w:rPr>
         <w:b/>
         <w:bCs/>
-        <w:color w:val="000000" w:themeColor="text1"/>
+        <w:color w:val="000000"/>
       </w:rPr>
       <w:tblPr/>
       <w:tcPr>
@@ -8879,7 +8880,7 @@
       <w:rPr>
         <w:b w:val="0"/>
         <w:bCs w:val="0"/>
-        <w:color w:val="000000" w:themeColor="text1"/>
+        <w:color w:val="000000"/>
       </w:rPr>
       <w:tblPr/>
       <w:tcPr>
@@ -8927,7 +8928,7 @@
     </w:pPr>
     <w:rPr>
       <w:rFonts w:asciiTheme="majorHAnsi" w:eastAsiaTheme="majorEastAsia" w:hAnsiTheme="majorHAnsi" w:cstheme="majorBidi"/>
-      <w:color w:val="000000" w:themeColor="text1"/>
+      <w:color w:val="000000"/>
     </w:rPr>
     <w:tblPr>
       <w:tblStyleRowBandSize w:val="1"/>
@@ -8955,7 +8956,7 @@
       <w:rPr>
         <w:b/>
         <w:bCs/>
-        <w:color w:val="000000" w:themeColor="text1"/>
+        <w:color w:val="000000"/>
       </w:rPr>
       <w:tblPr/>
       <w:tcPr>
@@ -8966,7 +8967,7 @@
       <w:rPr>
         <w:b/>
         <w:bCs/>
-        <w:color w:val="000000" w:themeColor="text1"/>
+        <w:color w:val="000000"/>
       </w:rPr>
       <w:tblPr/>
       <w:tcPr>
@@ -8985,7 +8986,7 @@
       <w:rPr>
         <w:b/>
         <w:bCs/>
-        <w:color w:val="000000" w:themeColor="text1"/>
+        <w:color w:val="000000"/>
       </w:rPr>
       <w:tblPr/>
       <w:tcPr>
@@ -9004,7 +9005,7 @@
       <w:rPr>
         <w:b w:val="0"/>
         <w:bCs w:val="0"/>
-        <w:color w:val="000000" w:themeColor="text1"/>
+        <w:color w:val="000000"/>
       </w:rPr>
       <w:tblPr/>
       <w:tcPr>
@@ -9052,7 +9053,7 @@
     </w:pPr>
     <w:rPr>
       <w:rFonts w:asciiTheme="majorHAnsi" w:eastAsiaTheme="majorEastAsia" w:hAnsiTheme="majorHAnsi" w:cstheme="majorBidi"/>
-      <w:color w:val="000000" w:themeColor="text1"/>
+      <w:color w:val="000000"/>
     </w:rPr>
     <w:tblPr>
       <w:tblStyleRowBandSize w:val="1"/>
@@ -9080,7 +9081,7 @@
       <w:rPr>
         <w:b/>
         <w:bCs/>
-        <w:color w:val="000000" w:themeColor="text1"/>
+        <w:color w:val="000000"/>
       </w:rPr>
       <w:tblPr/>
       <w:tcPr>
@@ -9091,7 +9092,7 @@
       <w:rPr>
         <w:b/>
         <w:bCs/>
-        <w:color w:val="000000" w:themeColor="text1"/>
+        <w:color w:val="000000"/>
       </w:rPr>
       <w:tblPr/>
       <w:tcPr>
@@ -9110,7 +9111,7 @@
       <w:rPr>
         <w:b/>
         <w:bCs/>
-        <w:color w:val="000000" w:themeColor="text1"/>
+        <w:color w:val="000000"/>
       </w:rPr>
       <w:tblPr/>
       <w:tcPr>
@@ -9129,7 +9130,7 @@
       <w:rPr>
         <w:b w:val="0"/>
         <w:bCs w:val="0"/>
-        <w:color w:val="000000" w:themeColor="text1"/>
+        <w:color w:val="000000"/>
       </w:rPr>
       <w:tblPr/>
       <w:tcPr>
@@ -9177,7 +9178,7 @@
     </w:pPr>
     <w:rPr>
       <w:rFonts w:asciiTheme="majorHAnsi" w:eastAsiaTheme="majorEastAsia" w:hAnsiTheme="majorHAnsi" w:cstheme="majorBidi"/>
-      <w:color w:val="000000" w:themeColor="text1"/>
+      <w:color w:val="000000"/>
     </w:rPr>
     <w:tblPr>
       <w:tblStyleRowBandSize w:val="1"/>
@@ -9205,7 +9206,7 @@
       <w:rPr>
         <w:b/>
         <w:bCs/>
-        <w:color w:val="000000" w:themeColor="text1"/>
+        <w:color w:val="000000"/>
       </w:rPr>
       <w:tblPr/>
       <w:tcPr>
@@ -9216,7 +9217,7 @@
       <w:rPr>
         <w:b/>
         <w:bCs/>
-        <w:color w:val="000000" w:themeColor="text1"/>
+        <w:color w:val="000000"/>
       </w:rPr>
       <w:tblPr/>
       <w:tcPr>
@@ -9235,7 +9236,7 @@
       <w:rPr>
         <w:b/>
         <w:bCs/>
-        <w:color w:val="000000" w:themeColor="text1"/>
+        <w:color w:val="000000"/>
       </w:rPr>
       <w:tblPr/>
       <w:tcPr>
@@ -9254,7 +9255,7 @@
       <w:rPr>
         <w:b w:val="0"/>
         <w:bCs w:val="0"/>
-        <w:color w:val="000000" w:themeColor="text1"/>
+        <w:color w:val="000000"/>
       </w:rPr>
       <w:tblPr/>
       <w:tcPr>
@@ -9328,7 +9329,7 @@
         <w:bCs/>
         <w:i w:val="0"/>
         <w:iCs w:val="0"/>
-        <w:color w:val="FFFFFF" w:themeColor="background1"/>
+        <w:color w:val="000000"/>
       </w:rPr>
       <w:tblPr/>
       <w:tcPr>
@@ -9349,7 +9350,7 @@
         <w:bCs/>
         <w:i w:val="0"/>
         <w:iCs w:val="0"/>
-        <w:color w:val="FFFFFF" w:themeColor="background1"/>
+        <w:color w:val="000000"/>
       </w:rPr>
       <w:tblPr/>
       <w:tcPr>
@@ -9370,7 +9371,7 @@
         <w:bCs/>
         <w:i w:val="0"/>
         <w:iCs w:val="0"/>
-        <w:color w:val="FFFFFF" w:themeColor="background1"/>
+        <w:color w:val="000000"/>
       </w:rPr>
       <w:tblPr/>
       <w:tcPr>
@@ -9389,7 +9390,7 @@
         <w:bCs/>
         <w:i w:val="0"/>
         <w:iCs w:val="0"/>
-        <w:color w:val="FFFFFF" w:themeColor="background1"/>
+        <w:color w:val="000000"/>
       </w:rPr>
       <w:tblPr/>
       <w:tcPr>
@@ -9469,7 +9470,7 @@
         <w:bCs/>
         <w:i w:val="0"/>
         <w:iCs w:val="0"/>
-        <w:color w:val="FFFFFF" w:themeColor="background1"/>
+        <w:color w:val="000000"/>
       </w:rPr>
       <w:tblPr/>
       <w:tcPr>
@@ -9490,7 +9491,7 @@
         <w:bCs/>
         <w:i w:val="0"/>
         <w:iCs w:val="0"/>
-        <w:color w:val="FFFFFF" w:themeColor="background1"/>
+        <w:color w:val="000000"/>
       </w:rPr>
       <w:tblPr/>
       <w:tcPr>
@@ -9511,7 +9512,7 @@
         <w:bCs/>
         <w:i w:val="0"/>
         <w:iCs w:val="0"/>
-        <w:color w:val="FFFFFF" w:themeColor="background1"/>
+        <w:color w:val="000000"/>
       </w:rPr>
       <w:tblPr/>
       <w:tcPr>
@@ -9530,7 +9531,7 @@
         <w:bCs/>
         <w:i w:val="0"/>
         <w:iCs w:val="0"/>
-        <w:color w:val="FFFFFF" w:themeColor="background1"/>
+        <w:color w:val="000000"/>
       </w:rPr>
       <w:tblPr/>
       <w:tcPr>
@@ -9610,7 +9611,7 @@
         <w:bCs/>
         <w:i w:val="0"/>
         <w:iCs w:val="0"/>
-        <w:color w:val="FFFFFF" w:themeColor="background1"/>
+        <w:color w:val="000000"/>
       </w:rPr>
       <w:tblPr/>
       <w:tcPr>
@@ -9631,7 +9632,7 @@
         <w:bCs/>
         <w:i w:val="0"/>
         <w:iCs w:val="0"/>
-        <w:color w:val="FFFFFF" w:themeColor="background1"/>
+        <w:color w:val="000000"/>
       </w:rPr>
       <w:tblPr/>
       <w:tcPr>
@@ -9652,7 +9653,7 @@
         <w:bCs/>
         <w:i w:val="0"/>
         <w:iCs w:val="0"/>
-        <w:color w:val="FFFFFF" w:themeColor="background1"/>
+        <w:color w:val="000000"/>
       </w:rPr>
       <w:tblPr/>
       <w:tcPr>
@@ -9671,7 +9672,7 @@
         <w:bCs/>
         <w:i w:val="0"/>
         <w:iCs w:val="0"/>
-        <w:color w:val="FFFFFF" w:themeColor="background1"/>
+        <w:color w:val="000000"/>
       </w:rPr>
       <w:tblPr/>
       <w:tcPr>
@@ -9751,7 +9752,7 @@
         <w:bCs/>
         <w:i w:val="0"/>
         <w:iCs w:val="0"/>
-        <w:color w:val="FFFFFF" w:themeColor="background1"/>
+        <w:color w:val="000000"/>
       </w:rPr>
       <w:tblPr/>
       <w:tcPr>
@@ -9772,7 +9773,7 @@
         <w:bCs/>
         <w:i w:val="0"/>
         <w:iCs w:val="0"/>
-        <w:color w:val="FFFFFF" w:themeColor="background1"/>
+        <w:color w:val="000000"/>
       </w:rPr>
       <w:tblPr/>
       <w:tcPr>
@@ -9793,7 +9794,7 @@
         <w:bCs/>
         <w:i w:val="0"/>
         <w:iCs w:val="0"/>
-        <w:color w:val="FFFFFF" w:themeColor="background1"/>
+        <w:color w:val="000000"/>
       </w:rPr>
       <w:tblPr/>
       <w:tcPr>
@@ -9812,7 +9813,7 @@
         <w:bCs/>
         <w:i w:val="0"/>
         <w:iCs w:val="0"/>
-        <w:color w:val="FFFFFF" w:themeColor="background1"/>
+        <w:color w:val="000000"/>
       </w:rPr>
       <w:tblPr/>
       <w:tcPr>
@@ -9892,7 +9893,7 @@
         <w:bCs/>
         <w:i w:val="0"/>
         <w:iCs w:val="0"/>
-        <w:color w:val="FFFFFF" w:themeColor="background1"/>
+        <w:color w:val="000000"/>
       </w:rPr>
       <w:tblPr/>
       <w:tcPr>
@@ -9913,7 +9914,7 @@
         <w:bCs/>
         <w:i w:val="0"/>
         <w:iCs w:val="0"/>
-        <w:color w:val="FFFFFF" w:themeColor="background1"/>
+        <w:color w:val="000000"/>
       </w:rPr>
       <w:tblPr/>
       <w:tcPr>
@@ -9934,7 +9935,7 @@
         <w:bCs/>
         <w:i w:val="0"/>
         <w:iCs w:val="0"/>
-        <w:color w:val="FFFFFF" w:themeColor="background1"/>
+        <w:color w:val="000000"/>
       </w:rPr>
       <w:tblPr/>
       <w:tcPr>
@@ -9953,7 +9954,7 @@
         <w:bCs/>
         <w:i w:val="0"/>
         <w:iCs w:val="0"/>
-        <w:color w:val="FFFFFF" w:themeColor="background1"/>
+        <w:color w:val="000000"/>
       </w:rPr>
       <w:tblPr/>
       <w:tcPr>
@@ -10033,7 +10034,7 @@
         <w:bCs/>
         <w:i w:val="0"/>
         <w:iCs w:val="0"/>
-        <w:color w:val="FFFFFF" w:themeColor="background1"/>
+        <w:color w:val="000000"/>
       </w:rPr>
       <w:tblPr/>
       <w:tcPr>
@@ -10054,7 +10055,7 @@
         <w:bCs/>
         <w:i w:val="0"/>
         <w:iCs w:val="0"/>
-        <w:color w:val="FFFFFF" w:themeColor="background1"/>
+        <w:color w:val="000000"/>
       </w:rPr>
       <w:tblPr/>
       <w:tcPr>
@@ -10075,7 +10076,7 @@
         <w:bCs/>
         <w:i w:val="0"/>
         <w:iCs w:val="0"/>
-        <w:color w:val="FFFFFF" w:themeColor="background1"/>
+        <w:color w:val="000000"/>
       </w:rPr>
       <w:tblPr/>
       <w:tcPr>
@@ -10094,7 +10095,7 @@
         <w:bCs/>
         <w:i w:val="0"/>
         <w:iCs w:val="0"/>
-        <w:color w:val="FFFFFF" w:themeColor="background1"/>
+        <w:color w:val="000000"/>
       </w:rPr>
       <w:tblPr/>
       <w:tcPr>
@@ -10174,7 +10175,7 @@
         <w:bCs/>
         <w:i w:val="0"/>
         <w:iCs w:val="0"/>
-        <w:color w:val="FFFFFF" w:themeColor="background1"/>
+        <w:color w:val="000000"/>
       </w:rPr>
       <w:tblPr/>
       <w:tcPr>
@@ -10195,7 +10196,7 @@
         <w:bCs/>
         <w:i w:val="0"/>
         <w:iCs w:val="0"/>
-        <w:color w:val="FFFFFF" w:themeColor="background1"/>
+        <w:color w:val="000000"/>
       </w:rPr>
       <w:tblPr/>
       <w:tcPr>
@@ -10216,7 +10217,7 @@
         <w:bCs/>
         <w:i w:val="0"/>
         <w:iCs w:val="0"/>
-        <w:color w:val="FFFFFF" w:themeColor="background1"/>
+        <w:color w:val="000000"/>
       </w:rPr>
       <w:tblPr/>
       <w:tcPr>
@@ -10235,7 +10236,7 @@
         <w:bCs/>
         <w:i w:val="0"/>
         <w:iCs w:val="0"/>
-        <w:color w:val="FFFFFF" w:themeColor="background1"/>
+        <w:color w:val="000000"/>
       </w:rPr>
       <w:tblPr/>
       <w:tcPr>
@@ -10288,7 +10289,7 @@
       <w:spacing w:after="0" w:line="240" w:lineRule="auto"/>
     </w:pPr>
     <w:rPr>
-      <w:color w:val="FFFFFF" w:themeColor="background1"/>
+      <w:color w:val="000000"/>
     </w:rPr>
     <w:tblPr>
       <w:tblStyleRowBandSize w:val="1"/>
@@ -10402,7 +10403,7 @@
       <w:spacing w:after="0" w:line="240" w:lineRule="auto"/>
     </w:pPr>
     <w:rPr>
-      <w:color w:val="FFFFFF" w:themeColor="background1"/>
+      <w:color w:val="000000"/>
     </w:rPr>
     <w:tblPr>
       <w:tblStyleRowBandSize w:val="1"/>
@@ -10516,7 +10517,7 @@
       <w:spacing w:after="0" w:line="240" w:lineRule="auto"/>
     </w:pPr>
     <w:rPr>
-      <w:color w:val="FFFFFF" w:themeColor="background1"/>
+      <w:color w:val="000000"/>
     </w:rPr>
     <w:tblPr>
       <w:tblStyleRowBandSize w:val="1"/>
@@ -10630,7 +10631,7 @@
       <w:spacing w:after="0" w:line="240" w:lineRule="auto"/>
     </w:pPr>
     <w:rPr>
-      <w:color w:val="FFFFFF" w:themeColor="background1"/>
+      <w:color w:val="000000"/>
     </w:rPr>
     <w:tblPr>
       <w:tblStyleRowBandSize w:val="1"/>
@@ -10744,7 +10745,7 @@
       <w:spacing w:after="0" w:line="240" w:lineRule="auto"/>
     </w:pPr>
     <w:rPr>
-      <w:color w:val="FFFFFF" w:themeColor="background1"/>
+      <w:color w:val="000000"/>
     </w:rPr>
     <w:tblPr>
       <w:tblStyleRowBandSize w:val="1"/>
@@ -10858,7 +10859,7 @@
       <w:spacing w:after="0" w:line="240" w:lineRule="auto"/>
     </w:pPr>
     <w:rPr>
-      <w:color w:val="FFFFFF" w:themeColor="background1"/>
+      <w:color w:val="000000"/>
     </w:rPr>
     <w:tblPr>
       <w:tblStyleRowBandSize w:val="1"/>
@@ -10972,7 +10973,7 @@
       <w:spacing w:after="0" w:line="240" w:lineRule="auto"/>
     </w:pPr>
     <w:rPr>
-      <w:color w:val="FFFFFF" w:themeColor="background1"/>
+      <w:color w:val="000000"/>
     </w:rPr>
     <w:tblPr>
       <w:tblStyleRowBandSize w:val="1"/>
@@ -11086,7 +11087,7 @@
       <w:spacing w:after="0" w:line="240" w:lineRule="auto"/>
     </w:pPr>
     <w:rPr>
-      <w:color w:val="000000" w:themeColor="text1"/>
+      <w:color w:val="000000"/>
     </w:rPr>
     <w:tblPr>
       <w:tblStyleRowBandSize w:val="1"/>
@@ -11132,7 +11133,7 @@
       <w:rPr>
         <w:b/>
         <w:bCs/>
-        <w:color w:val="FFFFFF" w:themeColor="background1"/>
+        <w:color w:val="000000"/>
       </w:rPr>
       <w:tblPr/>
       <w:tcPr>
@@ -11144,7 +11145,7 @@
     </w:tblStylePr>
     <w:tblStylePr w:type="firstCol">
       <w:rPr>
-        <w:color w:val="FFFFFF" w:themeColor="background1"/>
+        <w:color w:val="000000"/>
       </w:rPr>
       <w:tblPr/>
       <w:tcPr>
@@ -11161,7 +11162,7 @@
     </w:tblStylePr>
     <w:tblStylePr w:type="lastCol">
       <w:rPr>
-        <w:color w:val="FFFFFF" w:themeColor="background1"/>
+        <w:color w:val="000000"/>
       </w:rPr>
       <w:tblPr/>
       <w:tcPr>
@@ -11190,12 +11191,12 @@
     </w:tblStylePr>
     <w:tblStylePr w:type="neCell">
       <w:rPr>
-        <w:color w:val="000000" w:themeColor="text1"/>
+        <w:color w:val="000000"/>
       </w:rPr>
     </w:tblStylePr>
     <w:tblStylePr w:type="nwCell">
       <w:rPr>
-        <w:color w:val="000000" w:themeColor="text1"/>
+        <w:color w:val="000000"/>
       </w:rPr>
     </w:tblStylePr>
   </w:style>
@@ -11208,7 +11209,7 @@
       <w:spacing w:after="0" w:line="240" w:lineRule="auto"/>
     </w:pPr>
     <w:rPr>
-      <w:color w:val="000000" w:themeColor="text1"/>
+      <w:color w:val="000000"/>
     </w:rPr>
     <w:tblPr>
       <w:tblStyleRowBandSize w:val="1"/>
@@ -11254,7 +11255,7 @@
       <w:rPr>
         <w:b/>
         <w:bCs/>
-        <w:color w:val="FFFFFF" w:themeColor="background1"/>
+        <w:color w:val="000000"/>
       </w:rPr>
       <w:tblPr/>
       <w:tcPr>
@@ -11266,7 +11267,7 @@
     </w:tblStylePr>
     <w:tblStylePr w:type="firstCol">
       <w:rPr>
-        <w:color w:val="FFFFFF" w:themeColor="background1"/>
+        <w:color w:val="000000"/>
       </w:rPr>
       <w:tblPr/>
       <w:tcPr>
@@ -11283,7 +11284,7 @@
     </w:tblStylePr>
     <w:tblStylePr w:type="lastCol">
       <w:rPr>
-        <w:color w:val="FFFFFF" w:themeColor="background1"/>
+        <w:color w:val="000000"/>
       </w:rPr>
       <w:tblPr/>
       <w:tcPr>
@@ -11312,12 +11313,12 @@
     </w:tblStylePr>
     <w:tblStylePr w:type="neCell">
       <w:rPr>
-        <w:color w:val="000000" w:themeColor="text1"/>
+        <w:color w:val="000000"/>
       </w:rPr>
     </w:tblStylePr>
     <w:tblStylePr w:type="nwCell">
       <w:rPr>
-        <w:color w:val="000000" w:themeColor="text1"/>
+        <w:color w:val="000000"/>
       </w:rPr>
     </w:tblStylePr>
   </w:style>
@@ -11330,7 +11331,7 @@
       <w:spacing w:after="0" w:line="240" w:lineRule="auto"/>
     </w:pPr>
     <w:rPr>
-      <w:color w:val="000000" w:themeColor="text1"/>
+      <w:color w:val="000000"/>
     </w:rPr>
     <w:tblPr>
       <w:tblStyleRowBandSize w:val="1"/>
@@ -11376,7 +11377,7 @@
       <w:rPr>
         <w:b/>
         <w:bCs/>
-        <w:color w:val="FFFFFF" w:themeColor="background1"/>
+        <w:color w:val="000000"/>
       </w:rPr>
       <w:tblPr/>
       <w:tcPr>
@@ -11388,7 +11389,7 @@
     </w:tblStylePr>
     <w:tblStylePr w:type="firstCol">
       <w:rPr>
-        <w:color w:val="FFFFFF" w:themeColor="background1"/>
+        <w:color w:val="000000"/>
       </w:rPr>
       <w:tblPr/>
       <w:tcPr>
@@ -11405,7 +11406,7 @@
     </w:tblStylePr>
     <w:tblStylePr w:type="lastCol">
       <w:rPr>
-        <w:color w:val="FFFFFF" w:themeColor="background1"/>
+        <w:color w:val="000000"/>
       </w:rPr>
       <w:tblPr/>
       <w:tcPr>
@@ -11434,12 +11435,12 @@
     </w:tblStylePr>
     <w:tblStylePr w:type="neCell">
       <w:rPr>
-        <w:color w:val="000000" w:themeColor="text1"/>
+        <w:color w:val="000000"/>
       </w:rPr>
     </w:tblStylePr>
     <w:tblStylePr w:type="nwCell">
       <w:rPr>
-        <w:color w:val="000000" w:themeColor="text1"/>
+        <w:color w:val="000000"/>
       </w:rPr>
     </w:tblStylePr>
   </w:style>
@@ -11452,7 +11453,7 @@
       <w:spacing w:after="0" w:line="240" w:lineRule="auto"/>
     </w:pPr>
     <w:rPr>
-      <w:color w:val="000000" w:themeColor="text1"/>
+      <w:color w:val="000000"/>
     </w:rPr>
     <w:tblPr>
       <w:tblStyleRowBandSize w:val="1"/>
@@ -11498,7 +11499,7 @@
       <w:rPr>
         <w:b/>
         <w:bCs/>
-        <w:color w:val="FFFFFF" w:themeColor="background1"/>
+        <w:color w:val="000000"/>
       </w:rPr>
       <w:tblPr/>
       <w:tcPr>
@@ -11510,7 +11511,7 @@
     </w:tblStylePr>
     <w:tblStylePr w:type="firstCol">
       <w:rPr>
-        <w:color w:val="FFFFFF" w:themeColor="background1"/>
+        <w:color w:val="000000"/>
       </w:rPr>
       <w:tblPr/>
       <w:tcPr>
@@ -11527,7 +11528,7 @@
     </w:tblStylePr>
     <w:tblStylePr w:type="lastCol">
       <w:rPr>
-        <w:color w:val="FFFFFF" w:themeColor="background1"/>
+        <w:color w:val="000000"/>
       </w:rPr>
       <w:tblPr/>
       <w:tcPr>
@@ -11564,7 +11565,7 @@
       <w:spacing w:after="0" w:line="240" w:lineRule="auto"/>
     </w:pPr>
     <w:rPr>
-      <w:color w:val="000000" w:themeColor="text1"/>
+      <w:color w:val="000000"/>
     </w:rPr>
     <w:tblPr>
       <w:tblStyleRowBandSize w:val="1"/>
@@ -11610,7 +11611,7 @@
       <w:rPr>
         <w:b/>
         <w:bCs/>
-        <w:color w:val="FFFFFF" w:themeColor="background1"/>
+        <w:color w:val="000000"/>
       </w:rPr>
       <w:tblPr/>
       <w:tcPr>
@@ -11622,7 +11623,7 @@
     </w:tblStylePr>
     <w:tblStylePr w:type="firstCol">
       <w:rPr>
-        <w:color w:val="FFFFFF" w:themeColor="background1"/>
+        <w:color w:val="000000"/>
       </w:rPr>
       <w:tblPr/>
       <w:tcPr>
@@ -11639,7 +11640,7 @@
     </w:tblStylePr>
     <w:tblStylePr w:type="lastCol">
       <w:rPr>
-        <w:color w:val="FFFFFF" w:themeColor="background1"/>
+        <w:color w:val="000000"/>
       </w:rPr>
       <w:tblPr/>
       <w:tcPr>
@@ -11668,12 +11669,12 @@
     </w:tblStylePr>
     <w:tblStylePr w:type="neCell">
       <w:rPr>
-        <w:color w:val="000000" w:themeColor="text1"/>
+        <w:color w:val="000000"/>
       </w:rPr>
     </w:tblStylePr>
     <w:tblStylePr w:type="nwCell">
       <w:rPr>
-        <w:color w:val="000000" w:themeColor="text1"/>
+        <w:color w:val="000000"/>
       </w:rPr>
     </w:tblStylePr>
   </w:style>
@@ -11686,7 +11687,7 @@
       <w:spacing w:after="0" w:line="240" w:lineRule="auto"/>
     </w:pPr>
     <w:rPr>
-      <w:color w:val="000000" w:themeColor="text1"/>
+      <w:color w:val="000000"/>
     </w:rPr>
     <w:tblPr>
       <w:tblStyleRowBandSize w:val="1"/>
@@ -11732,7 +11733,7 @@
       <w:rPr>
         <w:b/>
         <w:bCs/>
-        <w:color w:val="FFFFFF" w:themeColor="background1"/>
+        <w:color w:val="000000"/>
       </w:rPr>
       <w:tblPr/>
       <w:tcPr>
@@ -11744,7 +11745,7 @@
     </w:tblStylePr>
     <w:tblStylePr w:type="firstCol">
       <w:rPr>
-        <w:color w:val="FFFFFF" w:themeColor="background1"/>
+        <w:color w:val="000000"/>
       </w:rPr>
       <w:tblPr/>
       <w:tcPr>
@@ -11761,7 +11762,7 @@
     </w:tblStylePr>
     <w:tblStylePr w:type="lastCol">
       <w:rPr>
-        <w:color w:val="FFFFFF" w:themeColor="background1"/>
+        <w:color w:val="000000"/>
       </w:rPr>
       <w:tblPr/>
       <w:tcPr>
@@ -11790,12 +11791,12 @@
     </w:tblStylePr>
     <w:tblStylePr w:type="neCell">
       <w:rPr>
-        <w:color w:val="000000" w:themeColor="text1"/>
+        <w:color w:val="000000"/>
       </w:rPr>
     </w:tblStylePr>
     <w:tblStylePr w:type="nwCell">
       <w:rPr>
-        <w:color w:val="000000" w:themeColor="text1"/>
+        <w:color w:val="000000"/>
       </w:rPr>
     </w:tblStylePr>
   </w:style>
@@ -11808,7 +11809,7 @@
       <w:spacing w:after="0" w:line="240" w:lineRule="auto"/>
     </w:pPr>
     <w:rPr>
-      <w:color w:val="000000" w:themeColor="text1"/>
+      <w:color w:val="000000"/>
     </w:rPr>
     <w:tblPr>
       <w:tblStyleRowBandSize w:val="1"/>
@@ -11854,7 +11855,7 @@
       <w:rPr>
         <w:b/>
         <w:bCs/>
-        <w:color w:val="FFFFFF" w:themeColor="background1"/>
+        <w:color w:val="000000"/>
       </w:rPr>
       <w:tblPr/>
       <w:tcPr>
@@ -11866,7 +11867,7 @@
     </w:tblStylePr>
     <w:tblStylePr w:type="firstCol">
       <w:rPr>
-        <w:color w:val="FFFFFF" w:themeColor="background1"/>
+        <w:color w:val="000000"/>
       </w:rPr>
       <w:tblPr/>
       <w:tcPr>
@@ -11883,7 +11884,7 @@
     </w:tblStylePr>
     <w:tblStylePr w:type="lastCol">
       <w:rPr>
-        <w:color w:val="FFFFFF" w:themeColor="background1"/>
+        <w:color w:val="000000"/>
       </w:rPr>
       <w:tblPr/>
       <w:tcPr>
@@ -11912,12 +11913,12 @@
     </w:tblStylePr>
     <w:tblStylePr w:type="neCell">
       <w:rPr>
-        <w:color w:val="000000" w:themeColor="text1"/>
+        <w:color w:val="000000"/>
       </w:rPr>
     </w:tblStylePr>
     <w:tblStylePr w:type="nwCell">
       <w:rPr>
-        <w:color w:val="000000" w:themeColor="text1"/>
+        <w:color w:val="000000"/>
       </w:rPr>
     </w:tblStylePr>
   </w:style>
@@ -11930,7 +11931,7 @@
       <w:spacing w:after="0" w:line="240" w:lineRule="auto"/>
     </w:pPr>
     <w:rPr>
-      <w:color w:val="000000" w:themeColor="text1"/>
+      <w:color w:val="000000"/>
     </w:rPr>
     <w:tblPr>
       <w:tblStyleRowBandSize w:val="1"/>
@@ -11950,7 +11951,7 @@
       <w:rPr>
         <w:b/>
         <w:bCs/>
-        <w:color w:val="FFFFFF" w:themeColor="background1"/>
+        <w:color w:val="000000"/>
       </w:rPr>
       <w:tblPr/>
       <w:tcPr>
@@ -11964,7 +11965,7 @@
       <w:rPr>
         <w:b/>
         <w:bCs/>
-        <w:color w:val="9E3A38" w:themeColor="accent2" w:themeShade="CC"/>
+        <w:color w:val="000000"/>
       </w:rPr>
       <w:tblPr/>
       <w:tcPr>
@@ -12016,7 +12017,7 @@
       <w:spacing w:after="0" w:line="240" w:lineRule="auto"/>
     </w:pPr>
     <w:rPr>
-      <w:color w:val="000000" w:themeColor="text1"/>
+      <w:color w:val="000000"/>
     </w:rPr>
     <w:tblPr>
       <w:tblStyleRowBandSize w:val="1"/>
@@ -12036,7 +12037,7 @@
       <w:rPr>
         <w:b/>
         <w:bCs/>
-        <w:color w:val="FFFFFF" w:themeColor="background1"/>
+        <w:color w:val="000000"/>
       </w:rPr>
       <w:tblPr/>
       <w:tcPr>
@@ -12050,7 +12051,7 @@
       <w:rPr>
         <w:b/>
         <w:bCs/>
-        <w:color w:val="9E3A38" w:themeColor="accent2" w:themeShade="CC"/>
+        <w:color w:val="000000"/>
       </w:rPr>
       <w:tblPr/>
       <w:tcPr>
@@ -12102,7 +12103,7 @@
       <w:spacing w:after="0" w:line="240" w:lineRule="auto"/>
     </w:pPr>
     <w:rPr>
-      <w:color w:val="000000" w:themeColor="text1"/>
+      <w:color w:val="000000"/>
     </w:rPr>
     <w:tblPr>
       <w:tblStyleRowBandSize w:val="1"/>
@@ -12122,7 +12123,7 @@
       <w:rPr>
         <w:b/>
         <w:bCs/>
-        <w:color w:val="FFFFFF" w:themeColor="background1"/>
+        <w:color w:val="000000"/>
       </w:rPr>
       <w:tblPr/>
       <w:tcPr>
@@ -12136,7 +12137,7 @@
       <w:rPr>
         <w:b/>
         <w:bCs/>
-        <w:color w:val="9E3A38" w:themeColor="accent2" w:themeShade="CC"/>
+        <w:color w:val="000000"/>
       </w:rPr>
       <w:tblPr/>
       <w:tcPr>
@@ -12188,7 +12189,7 @@
       <w:spacing w:after="0" w:line="240" w:lineRule="auto"/>
     </w:pPr>
     <w:rPr>
-      <w:color w:val="000000" w:themeColor="text1"/>
+      <w:color w:val="000000"/>
     </w:rPr>
     <w:tblPr>
       <w:tblStyleRowBandSize w:val="1"/>
@@ -12208,7 +12209,7 @@
       <w:rPr>
         <w:b/>
         <w:bCs/>
-        <w:color w:val="FFFFFF" w:themeColor="background1"/>
+        <w:color w:val="000000"/>
       </w:rPr>
       <w:tblPr/>
       <w:tcPr>
@@ -12222,7 +12223,7 @@
       <w:rPr>
         <w:b/>
         <w:bCs/>
-        <w:color w:val="664E82" w:themeColor="accent4" w:themeShade="CC"/>
+        <w:color w:val="000000"/>
       </w:rPr>
       <w:tblPr/>
       <w:tcPr>
@@ -12274,7 +12275,7 @@
       <w:spacing w:after="0" w:line="240" w:lineRule="auto"/>
     </w:pPr>
     <w:rPr>
-      <w:color w:val="000000" w:themeColor="text1"/>
+      <w:color w:val="000000"/>
     </w:rPr>
     <w:tblPr>
       <w:tblStyleRowBandSize w:val="1"/>
@@ -12294,7 +12295,7 @@
       <w:rPr>
         <w:b/>
         <w:bCs/>
-        <w:color w:val="FFFFFF" w:themeColor="background1"/>
+        <w:color w:val="000000"/>
       </w:rPr>
       <w:tblPr/>
       <w:tcPr>
@@ -12308,7 +12309,7 @@
       <w:rPr>
         <w:b/>
         <w:bCs/>
-        <w:color w:val="7E9C40" w:themeColor="accent3" w:themeShade="CC"/>
+        <w:color w:val="000000"/>
       </w:rPr>
       <w:tblPr/>
       <w:tcPr>
@@ -12360,7 +12361,7 @@
       <w:spacing w:after="0" w:line="240" w:lineRule="auto"/>
     </w:pPr>
     <w:rPr>
-      <w:color w:val="000000" w:themeColor="text1"/>
+      <w:color w:val="000000"/>
     </w:rPr>
     <w:tblPr>
       <w:tblStyleRowBandSize w:val="1"/>
@@ -12380,7 +12381,7 @@
       <w:rPr>
         <w:b/>
         <w:bCs/>
-        <w:color w:val="FFFFFF" w:themeColor="background1"/>
+        <w:color w:val="000000"/>
       </w:rPr>
       <w:tblPr/>
       <w:tcPr>
@@ -12394,7 +12395,7 @@
       <w:rPr>
         <w:b/>
         <w:bCs/>
-        <w:color w:val="F2730A" w:themeColor="accent6" w:themeShade="CC"/>
+        <w:color w:val="000000"/>
       </w:rPr>
       <w:tblPr/>
       <w:tcPr>
@@ -12446,7 +12447,7 @@
       <w:spacing w:after="0" w:line="240" w:lineRule="auto"/>
     </w:pPr>
     <w:rPr>
-      <w:color w:val="000000" w:themeColor="text1"/>
+      <w:color w:val="000000"/>
     </w:rPr>
     <w:tblPr>
       <w:tblStyleRowBandSize w:val="1"/>
@@ -12466,7 +12467,7 @@
       <w:rPr>
         <w:b/>
         <w:bCs/>
-        <w:color w:val="FFFFFF" w:themeColor="background1"/>
+        <w:color w:val="000000"/>
       </w:rPr>
       <w:tblPr/>
       <w:tcPr>
@@ -12480,7 +12481,7 @@
       <w:rPr>
         <w:b/>
         <w:bCs/>
-        <w:color w:val="348DA5" w:themeColor="accent5" w:themeShade="CC"/>
+        <w:color w:val="000000"/>
       </w:rPr>
       <w:tblPr/>
       <w:tcPr>
@@ -12532,7 +12533,7 @@
       <w:spacing w:after="0" w:line="240" w:lineRule="auto"/>
     </w:pPr>
     <w:rPr>
-      <w:color w:val="000000" w:themeColor="text1"/>
+      <w:color w:val="000000"/>
     </w:rPr>
     <w:tblPr>
       <w:tblStyleRowBandSize w:val="1"/>
@@ -12565,7 +12566,7 @@
       <w:rPr>
         <w:b/>
         <w:bCs/>
-        <w:color w:val="000000" w:themeColor="text1"/>
+        <w:color w:val="000000"/>
       </w:rPr>
       <w:tblPr/>
       <w:tcPr>
@@ -12574,7 +12575,7 @@
     </w:tblStylePr>
     <w:tblStylePr w:type="firstCol">
       <w:rPr>
-        <w:color w:val="FFFFFF" w:themeColor="background1"/>
+        <w:color w:val="000000"/>
       </w:rPr>
       <w:tblPr/>
       <w:tcPr>
@@ -12583,7 +12584,7 @@
     </w:tblStylePr>
     <w:tblStylePr w:type="lastCol">
       <w:rPr>
-        <w:color w:val="FFFFFF" w:themeColor="background1"/>
+        <w:color w:val="000000"/>
       </w:rPr>
       <w:tblPr/>
       <w:tcPr>
@@ -12612,7 +12613,7 @@
       <w:spacing w:after="0" w:line="240" w:lineRule="auto"/>
     </w:pPr>
     <w:rPr>
-      <w:color w:val="000000" w:themeColor="text1"/>
+      <w:color w:val="000000"/>
     </w:rPr>
     <w:tblPr>
       <w:tblStyleRowBandSize w:val="1"/>
@@ -12645,7 +12646,7 @@
       <w:rPr>
         <w:b/>
         <w:bCs/>
-        <w:color w:val="000000" w:themeColor="text1"/>
+        <w:color w:val="000000"/>
       </w:rPr>
       <w:tblPr/>
       <w:tcPr>
@@ -12654,7 +12655,7 @@
     </w:tblStylePr>
     <w:tblStylePr w:type="firstCol">
       <w:rPr>
-        <w:color w:val="FFFFFF" w:themeColor="background1"/>
+        <w:color w:val="000000"/>
       </w:rPr>
       <w:tblPr/>
       <w:tcPr>
@@ -12663,7 +12664,7 @@
     </w:tblStylePr>
     <w:tblStylePr w:type="lastCol">
       <w:rPr>
-        <w:color w:val="FFFFFF" w:themeColor="background1"/>
+        <w:color w:val="000000"/>
       </w:rPr>
       <w:tblPr/>
       <w:tcPr>
@@ -12692,7 +12693,7 @@
       <w:spacing w:after="0" w:line="240" w:lineRule="auto"/>
     </w:pPr>
     <w:rPr>
-      <w:color w:val="000000" w:themeColor="text1"/>
+      <w:color w:val="000000"/>
     </w:rPr>
     <w:tblPr>
       <w:tblStyleRowBandSize w:val="1"/>
@@ -12725,7 +12726,7 @@
       <w:rPr>
         <w:b/>
         <w:bCs/>
-        <w:color w:val="000000" w:themeColor="text1"/>
+        <w:color w:val="000000"/>
       </w:rPr>
       <w:tblPr/>
       <w:tcPr>
@@ -12734,7 +12735,7 @@
     </w:tblStylePr>
     <w:tblStylePr w:type="firstCol">
       <w:rPr>
-        <w:color w:val="FFFFFF" w:themeColor="background1"/>
+        <w:color w:val="000000"/>
       </w:rPr>
       <w:tblPr/>
       <w:tcPr>
@@ -12743,7 +12744,7 @@
     </w:tblStylePr>
     <w:tblStylePr w:type="lastCol">
       <w:rPr>
-        <w:color w:val="FFFFFF" w:themeColor="background1"/>
+        <w:color w:val="000000"/>
       </w:rPr>
       <w:tblPr/>
       <w:tcPr>
@@ -12772,7 +12773,7 @@
       <w:spacing w:after="0" w:line="240" w:lineRule="auto"/>
     </w:pPr>
     <w:rPr>
-      <w:color w:val="000000" w:themeColor="text1"/>
+      <w:color w:val="000000"/>
     </w:rPr>
     <w:tblPr>
       <w:tblStyleRowBandSize w:val="1"/>
@@ -12805,7 +12806,7 @@
       <w:rPr>
         <w:b/>
         <w:bCs/>
-        <w:color w:val="000000" w:themeColor="text1"/>
+        <w:color w:val="000000"/>
       </w:rPr>
       <w:tblPr/>
       <w:tcPr>
@@ -12814,7 +12815,7 @@
     </w:tblStylePr>
     <w:tblStylePr w:type="firstCol">
       <w:rPr>
-        <w:color w:val="FFFFFF" w:themeColor="background1"/>
+        <w:color w:val="000000"/>
       </w:rPr>
       <w:tblPr/>
       <w:tcPr>
@@ -12823,7 +12824,7 @@
     </w:tblStylePr>
     <w:tblStylePr w:type="lastCol">
       <w:rPr>
-        <w:color w:val="FFFFFF" w:themeColor="background1"/>
+        <w:color w:val="000000"/>
       </w:rPr>
       <w:tblPr/>
       <w:tcPr>
@@ -12852,7 +12853,7 @@
       <w:spacing w:after="0" w:line="240" w:lineRule="auto"/>
     </w:pPr>
     <w:rPr>
-      <w:color w:val="000000" w:themeColor="text1"/>
+      <w:color w:val="000000"/>
     </w:rPr>
     <w:tblPr>
       <w:tblStyleRowBandSize w:val="1"/>
@@ -12885,7 +12886,7 @@
       <w:rPr>
         <w:b/>
         <w:bCs/>
-        <w:color w:val="000000" w:themeColor="text1"/>
+        <w:color w:val="000000"/>
       </w:rPr>
       <w:tblPr/>
       <w:tcPr>
@@ -12894,7 +12895,7 @@
     </w:tblStylePr>
     <w:tblStylePr w:type="firstCol">
       <w:rPr>
-        <w:color w:val="FFFFFF" w:themeColor="background1"/>
+        <w:color w:val="000000"/>
       </w:rPr>
       <w:tblPr/>
       <w:tcPr>
@@ -12903,7 +12904,7 @@
     </w:tblStylePr>
     <w:tblStylePr w:type="lastCol">
       <w:rPr>
-        <w:color w:val="FFFFFF" w:themeColor="background1"/>
+        <w:color w:val="000000"/>
       </w:rPr>
       <w:tblPr/>
       <w:tcPr>
@@ -12932,7 +12933,7 @@
       <w:spacing w:after="0" w:line="240" w:lineRule="auto"/>
     </w:pPr>
     <w:rPr>
-      <w:color w:val="000000" w:themeColor="text1"/>
+      <w:color w:val="000000"/>
     </w:rPr>
     <w:tblPr>
       <w:tblStyleRowBandSize w:val="1"/>
@@ -12965,7 +12966,7 @@
       <w:rPr>
         <w:b/>
         <w:bCs/>
-        <w:color w:val="000000" w:themeColor="text1"/>
+        <w:color w:val="000000"/>
       </w:rPr>
       <w:tblPr/>
       <w:tcPr>
@@ -12974,7 +12975,7 @@
     </w:tblStylePr>
     <w:tblStylePr w:type="firstCol">
       <w:rPr>
-        <w:color w:val="FFFFFF" w:themeColor="background1"/>
+        <w:color w:val="000000"/>
       </w:rPr>
       <w:tblPr/>
       <w:tcPr>
@@ -12983,7 +12984,7 @@
     </w:tblStylePr>
     <w:tblStylePr w:type="lastCol">
       <w:rPr>
-        <w:color w:val="FFFFFF" w:themeColor="background1"/>
+        <w:color w:val="000000"/>
       </w:rPr>
       <w:tblPr/>
       <w:tcPr>
@@ -13012,7 +13013,7 @@
       <w:spacing w:after="0" w:line="240" w:lineRule="auto"/>
     </w:pPr>
     <w:rPr>
-      <w:color w:val="000000" w:themeColor="text1"/>
+      <w:color w:val="000000"/>
     </w:rPr>
     <w:tblPr>
       <w:tblStyleRowBandSize w:val="1"/>
@@ -13045,7 +13046,7 @@
       <w:rPr>
         <w:b/>
         <w:bCs/>
-        <w:color w:val="000000" w:themeColor="text1"/>
+        <w:color w:val="000000"/>
       </w:rPr>
       <w:tblPr/>
       <w:tcPr>
@@ -13054,7 +13055,7 @@
     </w:tblStylePr>
     <w:tblStylePr w:type="firstCol">
       <w:rPr>
-        <w:color w:val="FFFFFF" w:themeColor="background1"/>
+        <w:color w:val="000000"/>
       </w:rPr>
       <w:tblPr/>
       <w:tcPr>
@@ -13063,7 +13064,7 @@
     </w:tblStylePr>
     <w:tblStylePr w:type="lastCol">
       <w:rPr>
-        <w:color w:val="FFFFFF" w:themeColor="background1"/>
+        <w:color w:val="000000"/>
       </w:rPr>
       <w:tblPr/>
       <w:tcPr>
